--- a/docs/forms/D4_Phase_Exit_Gate.docx
+++ b/docs/forms/D4_Phase_Exit_Gate.docx
@@ -689,7 +689,20 @@
           <w:color w:val="0B3583"/>
           <w:sz w:val="23"/>
         </w:rPr>
-        <w:t>2. Outcome measures at this gate</w:t>
+        <w:t>2. The four measured outcomes</w:t>
+      </w:r>
+    </w:p>
+    <w:p>
+      <w:pPr>
+        <w:spacing w:after="80"/>
+      </w:pPr>
+      <w:r>
+        <w:rPr>
+          <w:i/>
+          <w:color w:val="5A6672"/>
+          <w:sz w:val="17"/>
+        </w:rPr>
+        <w:t>Use these definitions exactly — S-1 re-measures the same four at six and twelve months, and a measure whose definition changes between cohorts cannot be compared across them. Write the denominator, not just the ratio.</w:t>
       </w:r>
     </w:p>
     <w:tbl>
@@ -699,15 +712,16 @@
         <w:tblLook w:firstColumn="1" w:firstRow="1" w:lastColumn="0" w:lastRow="0" w:noHBand="0" w:noVBand="1" w:val="04A0"/>
       </w:tblPr>
       <w:tblGrid>
-        <w:gridCol w:w="2466"/>
-        <w:gridCol w:w="2466"/>
-        <w:gridCol w:w="2466"/>
-        <w:gridCol w:w="2466"/>
+        <w:gridCol w:w="1973"/>
+        <w:gridCol w:w="1973"/>
+        <w:gridCol w:w="1973"/>
+        <w:gridCol w:w="1973"/>
+        <w:gridCol w:w="1973"/>
       </w:tblGrid>
       <w:tr>
         <w:tc>
           <w:tcPr>
-            <w:tcW w:type="dxa" w:w="1928"/>
+            <w:tcW w:type="dxa" w:w="1587"/>
             <w:shd w:val="clear" w:color="auto" w:fill="EEF2F7"/>
           </w:tcPr>
           <w:p>
@@ -728,7 +742,7 @@
         </w:tc>
         <w:tc>
           <w:tcPr>
-            <w:tcW w:type="dxa" w:w="3402"/>
+            <w:tcW w:type="dxa" w:w="3742"/>
             <w:shd w:val="clear" w:color="auto" w:fill="EEF2F7"/>
           </w:tcPr>
           <w:p>
@@ -743,13 +757,55 @@
                 <w:color w:val="5A6672"/>
                 <w:sz w:val="17"/>
               </w:rPr>
-              <w:t>How measured here</w:t>
+              <w:t>Definition — use exactly this</w:t>
             </w:r>
           </w:p>
         </w:tc>
         <w:tc>
           <w:tcPr>
-            <w:tcW w:type="dxa" w:w="1474"/>
+            <w:tcW w:type="dxa" w:w="1361"/>
+            <w:shd w:val="clear" w:color="auto" w:fill="EEF2F7"/>
+          </w:tcPr>
+          <w:p>
+            <w:pPr>
+              <w:spacing w:after="40"/>
+            </w:pPr>
+            <w:r/>
+            <w:r>
+              <w:rPr>
+                <w:b/>
+                <w:i w:val="0"/>
+                <w:color w:val="5A6672"/>
+                <w:sz w:val="17"/>
+              </w:rPr>
+              <w:t>Numerator</w:t>
+            </w:r>
+          </w:p>
+        </w:tc>
+        <w:tc>
+          <w:tcPr>
+            <w:tcW w:type="dxa" w:w="1361"/>
+            <w:shd w:val="clear" w:color="auto" w:fill="EEF2F7"/>
+          </w:tcPr>
+          <w:p>
+            <w:pPr>
+              <w:spacing w:after="40"/>
+            </w:pPr>
+            <w:r/>
+            <w:r>
+              <w:rPr>
+                <w:b/>
+                <w:i w:val="0"/>
+                <w:color w:val="5A6672"/>
+                <w:sz w:val="17"/>
+              </w:rPr>
+              <w:t>Denominator</w:t>
+            </w:r>
+          </w:p>
+        </w:tc>
+        <w:tc>
+          <w:tcPr>
+            <w:tcW w:type="dxa" w:w="1247"/>
             <w:shd w:val="clear" w:color="auto" w:fill="EEF2F7"/>
           </w:tcPr>
           <w:p>
@@ -768,32 +824,11 @@
             </w:r>
           </w:p>
         </w:tc>
-        <w:tc>
-          <w:tcPr>
-            <w:tcW w:type="dxa" w:w="2608"/>
-            <w:shd w:val="clear" w:color="auto" w:fill="EEF2F7"/>
-          </w:tcPr>
-          <w:p>
-            <w:pPr>
-              <w:spacing w:after="40"/>
-            </w:pPr>
-            <w:r/>
-            <w:r>
-              <w:rPr>
-                <w:b/>
-                <w:i w:val="0"/>
-                <w:color w:val="5A6672"/>
-                <w:sz w:val="17"/>
-              </w:rPr>
-              <w:t>Notes</w:t>
-            </w:r>
-          </w:p>
-        </w:tc>
       </w:tr>
       <w:tr>
         <w:tc>
           <w:tcPr>
-            <w:tcW w:type="dxa" w:w="1928"/>
+            <w:tcW w:type="dxa" w:w="1587"/>
           </w:tcPr>
           <w:p>
             <w:pPr>
@@ -806,13 +841,13 @@
                 <w:i w:val="0"/>
                 <w:sz w:val="18"/>
               </w:rPr>
-              <w:t>Acceptability</w:t>
+              <w:t>Adoption</w:t>
             </w:r>
           </w:p>
         </w:tc>
         <w:tc>
           <w:tcPr>
-            <w:tcW w:type="dxa" w:w="3402"/>
+            <w:tcW w:type="dxa" w:w="3742"/>
           </w:tcPr>
           <w:p>
             <w:pPr>
@@ -825,13 +860,13 @@
                 <w:i w:val="0"/>
                 <w:sz w:val="18"/>
               </w:rPr>
-              <w:t>Structured question to staff</w:t>
+              <w:t>Eligible staff who used it in a normal week ÷ eligible staff</w:t>
             </w:r>
           </w:p>
         </w:tc>
         <w:tc>
           <w:tcPr>
-            <w:tcW w:type="dxa" w:w="1474"/>
+            <w:tcW w:type="dxa" w:w="1361"/>
           </w:tcPr>
           <w:p>
             <w:pPr>
@@ -849,7 +884,25 @@
         </w:tc>
         <w:tc>
           <w:tcPr>
-            <w:tcW w:type="dxa" w:w="2608"/>
+            <w:tcW w:type="dxa" w:w="1361"/>
+          </w:tcPr>
+          <w:p>
+            <w:pPr>
+              <w:spacing w:after="40"/>
+            </w:pPr>
+            <w:r/>
+            <w:r>
+              <w:rPr>
+                <w:b w:val="0"/>
+                <w:i w:val="0"/>
+                <w:sz w:val="18"/>
+              </w:rPr>
+            </w:r>
+          </w:p>
+        </w:tc>
+        <w:tc>
+          <w:tcPr>
+            <w:tcW w:type="dxa" w:w="1247"/>
           </w:tcPr>
           <w:p>
             <w:pPr>
@@ -869,7 +922,7 @@
       <w:tr>
         <w:tc>
           <w:tcPr>
-            <w:tcW w:type="dxa" w:w="1928"/>
+            <w:tcW w:type="dxa" w:w="1587"/>
           </w:tcPr>
           <w:p>
             <w:pPr>
@@ -882,13 +935,13 @@
                 <w:i w:val="0"/>
                 <w:sz w:val="18"/>
               </w:rPr>
-              <w:t>Adoption</w:t>
+              <w:t>Fidelity</w:t>
             </w:r>
           </w:p>
         </w:tc>
         <w:tc>
           <w:tcPr>
-            <w:tcW w:type="dxa" w:w="3402"/>
+            <w:tcW w:type="dxa" w:w="3742"/>
           </w:tcPr>
           <w:p>
             <w:pPr>
@@ -901,13 +954,13 @@
                 <w:i w:val="0"/>
                 <w:sz w:val="18"/>
               </w:rPr>
-              <w:t>Eligible staff using it weekly</w:t>
+              <w:t>Records entered at the point of care ÷ records entered (sample one real day)</w:t>
             </w:r>
           </w:p>
         </w:tc>
         <w:tc>
           <w:tcPr>
-            <w:tcW w:type="dxa" w:w="1474"/>
+            <w:tcW w:type="dxa" w:w="1361"/>
           </w:tcPr>
           <w:p>
             <w:pPr>
@@ -925,7 +978,25 @@
         </w:tc>
         <w:tc>
           <w:tcPr>
-            <w:tcW w:type="dxa" w:w="2608"/>
+            <w:tcW w:type="dxa" w:w="1361"/>
+          </w:tcPr>
+          <w:p>
+            <w:pPr>
+              <w:spacing w:after="40"/>
+            </w:pPr>
+            <w:r/>
+            <w:r>
+              <w:rPr>
+                <w:b w:val="0"/>
+                <w:i w:val="0"/>
+                <w:sz w:val="18"/>
+              </w:rPr>
+            </w:r>
+          </w:p>
+        </w:tc>
+        <w:tc>
+          <w:tcPr>
+            <w:tcW w:type="dxa" w:w="1247"/>
           </w:tcPr>
           <w:p>
             <w:pPr>
@@ -945,7 +1016,7 @@
       <w:tr>
         <w:tc>
           <w:tcPr>
-            <w:tcW w:type="dxa" w:w="1928"/>
+            <w:tcW w:type="dxa" w:w="1587"/>
           </w:tcPr>
           <w:p>
             <w:pPr>
@@ -958,13 +1029,13 @@
                 <w:i w:val="0"/>
                 <w:sz w:val="18"/>
               </w:rPr>
-              <w:t>Appropriateness</w:t>
+              <w:t>Penetration</w:t>
             </w:r>
           </w:p>
         </w:tc>
         <w:tc>
           <w:tcPr>
-            <w:tcW w:type="dxa" w:w="3402"/>
+            <w:tcW w:type="dxa" w:w="3742"/>
           </w:tcPr>
           <w:p>
             <w:pPr>
@@ -977,13 +1048,13 @@
                 <w:i w:val="0"/>
                 <w:sz w:val="18"/>
               </w:rPr>
-              <w:t>Workflow steps matched vs worked around</w:t>
+              <w:t>Units live ÷ units in scope at handover (name them)</w:t>
             </w:r>
           </w:p>
         </w:tc>
         <w:tc>
           <w:tcPr>
-            <w:tcW w:type="dxa" w:w="1474"/>
+            <w:tcW w:type="dxa" w:w="1361"/>
           </w:tcPr>
           <w:p>
             <w:pPr>
@@ -1001,7 +1072,25 @@
         </w:tc>
         <w:tc>
           <w:tcPr>
-            <w:tcW w:type="dxa" w:w="2608"/>
+            <w:tcW w:type="dxa" w:w="1361"/>
+          </w:tcPr>
+          <w:p>
+            <w:pPr>
+              <w:spacing w:after="40"/>
+            </w:pPr>
+            <w:r/>
+            <w:r>
+              <w:rPr>
+                <w:b w:val="0"/>
+                <w:i w:val="0"/>
+                <w:sz w:val="18"/>
+              </w:rPr>
+            </w:r>
+          </w:p>
+        </w:tc>
+        <w:tc>
+          <w:tcPr>
+            <w:tcW w:type="dxa" w:w="1247"/>
           </w:tcPr>
           <w:p>
             <w:pPr>
@@ -1021,311 +1110,7 @@
       <w:tr>
         <w:tc>
           <w:tcPr>
-            <w:tcW w:type="dxa" w:w="1928"/>
-          </w:tcPr>
-          <w:p>
-            <w:pPr>
-              <w:spacing w:after="40"/>
-            </w:pPr>
-            <w:r/>
-            <w:r>
-              <w:rPr>
-                <w:b w:val="0"/>
-                <w:i w:val="0"/>
-                <w:sz w:val="18"/>
-              </w:rPr>
-              <w:t>Feasibility</w:t>
-            </w:r>
-          </w:p>
-        </w:tc>
-        <w:tc>
-          <w:tcPr>
-            <w:tcW w:type="dxa" w:w="3402"/>
-          </w:tcPr>
-          <w:p>
-            <w:pPr>
-              <w:spacing w:after="40"/>
-            </w:pPr>
-            <w:r/>
-            <w:r>
-              <w:rPr>
-                <w:b w:val="0"/>
-                <w:i w:val="0"/>
-                <w:sz w:val="18"/>
-              </w:rPr>
-              <w:t>Phases completed vs planned</w:t>
-            </w:r>
-          </w:p>
-        </w:tc>
-        <w:tc>
-          <w:tcPr>
-            <w:tcW w:type="dxa" w:w="1474"/>
-          </w:tcPr>
-          <w:p>
-            <w:pPr>
-              <w:spacing w:after="40"/>
-            </w:pPr>
-            <w:r/>
-            <w:r>
-              <w:rPr>
-                <w:b w:val="0"/>
-                <w:i w:val="0"/>
-                <w:sz w:val="18"/>
-              </w:rPr>
-            </w:r>
-          </w:p>
-        </w:tc>
-        <w:tc>
-          <w:tcPr>
-            <w:tcW w:type="dxa" w:w="2608"/>
-          </w:tcPr>
-          <w:p>
-            <w:pPr>
-              <w:spacing w:after="40"/>
-            </w:pPr>
-            <w:r/>
-            <w:r>
-              <w:rPr>
-                <w:b w:val="0"/>
-                <w:i w:val="0"/>
-                <w:sz w:val="18"/>
-              </w:rPr>
-            </w:r>
-          </w:p>
-        </w:tc>
-      </w:tr>
-      <w:tr>
-        <w:tc>
-          <w:tcPr>
-            <w:tcW w:type="dxa" w:w="1928"/>
-          </w:tcPr>
-          <w:p>
-            <w:pPr>
-              <w:spacing w:after="40"/>
-            </w:pPr>
-            <w:r/>
-            <w:r>
-              <w:rPr>
-                <w:b w:val="0"/>
-                <w:i w:val="0"/>
-                <w:sz w:val="18"/>
-              </w:rPr>
-              <w:t>Fidelity</w:t>
-            </w:r>
-          </w:p>
-        </w:tc>
-        <w:tc>
-          <w:tcPr>
-            <w:tcW w:type="dxa" w:w="3402"/>
-          </w:tcPr>
-          <w:p>
-            <w:pPr>
-              <w:spacing w:after="40"/>
-            </w:pPr>
-            <w:r/>
-            <w:r>
-              <w:rPr>
-                <w:b w:val="0"/>
-                <w:i w:val="0"/>
-                <w:sz w:val="18"/>
-              </w:rPr>
-              <w:t>Entered at point of care vs batched from paper</w:t>
-            </w:r>
-          </w:p>
-        </w:tc>
-        <w:tc>
-          <w:tcPr>
-            <w:tcW w:type="dxa" w:w="1474"/>
-          </w:tcPr>
-          <w:p>
-            <w:pPr>
-              <w:spacing w:after="40"/>
-            </w:pPr>
-            <w:r/>
-            <w:r>
-              <w:rPr>
-                <w:b w:val="0"/>
-                <w:i w:val="0"/>
-                <w:sz w:val="18"/>
-              </w:rPr>
-            </w:r>
-          </w:p>
-        </w:tc>
-        <w:tc>
-          <w:tcPr>
-            <w:tcW w:type="dxa" w:w="2608"/>
-          </w:tcPr>
-          <w:p>
-            <w:pPr>
-              <w:spacing w:after="40"/>
-            </w:pPr>
-            <w:r/>
-            <w:r>
-              <w:rPr>
-                <w:b w:val="0"/>
-                <w:i w:val="0"/>
-                <w:sz w:val="18"/>
-              </w:rPr>
-            </w:r>
-          </w:p>
-        </w:tc>
-      </w:tr>
-      <w:tr>
-        <w:tc>
-          <w:tcPr>
-            <w:tcW w:type="dxa" w:w="1928"/>
-          </w:tcPr>
-          <w:p>
-            <w:pPr>
-              <w:spacing w:after="40"/>
-            </w:pPr>
-            <w:r/>
-            <w:r>
-              <w:rPr>
-                <w:b w:val="0"/>
-                <w:i w:val="0"/>
-                <w:sz w:val="18"/>
-              </w:rPr>
-              <w:t>Implementation cost</w:t>
-            </w:r>
-          </w:p>
-        </w:tc>
-        <w:tc>
-          <w:tcPr>
-            <w:tcW w:type="dxa" w:w="3402"/>
-          </w:tcPr>
-          <w:p>
-            <w:pPr>
-              <w:spacing w:after="40"/>
-            </w:pPr>
-            <w:r/>
-            <w:r>
-              <w:rPr>
-                <w:b w:val="0"/>
-                <w:i w:val="0"/>
-                <w:sz w:val="18"/>
-              </w:rPr>
-              <w:t>Hardware / travel / staff time / recurrent</w:t>
-            </w:r>
-          </w:p>
-        </w:tc>
-        <w:tc>
-          <w:tcPr>
-            <w:tcW w:type="dxa" w:w="1474"/>
-          </w:tcPr>
-          <w:p>
-            <w:pPr>
-              <w:spacing w:after="40"/>
-            </w:pPr>
-            <w:r/>
-            <w:r>
-              <w:rPr>
-                <w:b w:val="0"/>
-                <w:i w:val="0"/>
-                <w:sz w:val="18"/>
-              </w:rPr>
-            </w:r>
-          </w:p>
-        </w:tc>
-        <w:tc>
-          <w:tcPr>
-            <w:tcW w:type="dxa" w:w="2608"/>
-          </w:tcPr>
-          <w:p>
-            <w:pPr>
-              <w:spacing w:after="40"/>
-            </w:pPr>
-            <w:r/>
-            <w:r>
-              <w:rPr>
-                <w:b w:val="0"/>
-                <w:i w:val="0"/>
-                <w:sz w:val="18"/>
-              </w:rPr>
-            </w:r>
-          </w:p>
-        </w:tc>
-      </w:tr>
-      <w:tr>
-        <w:tc>
-          <w:tcPr>
-            <w:tcW w:type="dxa" w:w="1928"/>
-          </w:tcPr>
-          <w:p>
-            <w:pPr>
-              <w:spacing w:after="40"/>
-            </w:pPr>
-            <w:r/>
-            <w:r>
-              <w:rPr>
-                <w:b w:val="0"/>
-                <w:i w:val="0"/>
-                <w:sz w:val="18"/>
-              </w:rPr>
-              <w:t>Penetration</w:t>
-            </w:r>
-          </w:p>
-        </w:tc>
-        <w:tc>
-          <w:tcPr>
-            <w:tcW w:type="dxa" w:w="3402"/>
-          </w:tcPr>
-          <w:p>
-            <w:pPr>
-              <w:spacing w:after="40"/>
-            </w:pPr>
-            <w:r/>
-            <w:r>
-              <w:rPr>
-                <w:b w:val="0"/>
-                <w:i w:val="0"/>
-                <w:sz w:val="18"/>
-              </w:rPr>
-              <w:t>Units live vs units in scope</w:t>
-            </w:r>
-          </w:p>
-        </w:tc>
-        <w:tc>
-          <w:tcPr>
-            <w:tcW w:type="dxa" w:w="1474"/>
-          </w:tcPr>
-          <w:p>
-            <w:pPr>
-              <w:spacing w:after="40"/>
-            </w:pPr>
-            <w:r/>
-            <w:r>
-              <w:rPr>
-                <w:b w:val="0"/>
-                <w:i w:val="0"/>
-                <w:sz w:val="18"/>
-              </w:rPr>
-            </w:r>
-          </w:p>
-        </w:tc>
-        <w:tc>
-          <w:tcPr>
-            <w:tcW w:type="dxa" w:w="2608"/>
-          </w:tcPr>
-          <w:p>
-            <w:pPr>
-              <w:spacing w:after="40"/>
-            </w:pPr>
-            <w:r/>
-            <w:r>
-              <w:rPr>
-                <w:b w:val="0"/>
-                <w:i w:val="0"/>
-                <w:sz w:val="18"/>
-              </w:rPr>
-            </w:r>
-          </w:p>
-        </w:tc>
-      </w:tr>
-      <w:tr>
-        <w:tc>
-          <w:tcPr>
-            <w:tcW w:type="dxa" w:w="1928"/>
+            <w:tcW w:type="dxa" w:w="1587"/>
           </w:tcPr>
           <w:p>
             <w:pPr>
@@ -1344,7 +1129,7 @@
         </w:tc>
         <w:tc>
           <w:tcPr>
-            <w:tcW w:type="dxa" w:w="3402"/>
+            <w:tcW w:type="dxa" w:w="3742"/>
           </w:tcPr>
           <w:p>
             <w:pPr>
@@ -1357,13 +1142,13 @@
                 <w:i w:val="0"/>
                 <w:sz w:val="18"/>
               </w:rPr>
-              <w:t>Still running at 6 / 12 months (fill in later)</w:t>
+              <w:t>Running, with a named owner in post, on this date</w:t>
             </w:r>
           </w:p>
         </w:tc>
         <w:tc>
           <w:tcPr>
-            <w:tcW w:type="dxa" w:w="1474"/>
+            <w:tcW w:type="dxa" w:w="1361"/>
           </w:tcPr>
           <w:p>
             <w:pPr>
@@ -1381,7 +1166,25 @@
         </w:tc>
         <w:tc>
           <w:tcPr>
-            <w:tcW w:type="dxa" w:w="2608"/>
+            <w:tcW w:type="dxa" w:w="1361"/>
+          </w:tcPr>
+          <w:p>
+            <w:pPr>
+              <w:spacing w:after="40"/>
+            </w:pPr>
+            <w:r/>
+            <w:r>
+              <w:rPr>
+                <w:b w:val="0"/>
+                <w:i w:val="0"/>
+                <w:sz w:val="18"/>
+              </w:rPr>
+            </w:r>
+          </w:p>
+        </w:tc>
+        <w:tc>
+          <w:tcPr>
+            <w:tcW w:type="dxa" w:w="1247"/>
           </w:tcPr>
           <w:p>
             <w:pPr>
@@ -1403,6 +1206,563 @@
       <w:pPr>
         <w:spacing w:after="40"/>
       </w:pPr>
+    </w:p>
+    <w:p>
+      <w:pPr>
+        <w:spacing w:before="160" w:after="60"/>
+      </w:pPr>
+      <w:r>
+        <w:rPr>
+          <w:b/>
+          <w:color w:val="0B3583"/>
+          <w:sz w:val="23"/>
+        </w:rPr>
+        <w:t>3. The other four — one sentence each, in prose</w:t>
+      </w:r>
+    </w:p>
+    <w:p>
+      <w:pPr>
+        <w:spacing w:after="80"/>
+      </w:pPr>
+      <w:r>
+        <w:rPr>
+          <w:i/>
+          <w:color w:val="5A6672"/>
+          <w:sz w:val="17"/>
+        </w:rPr>
+        <w:t>These will not be measured honestly in the last week of a three-week deployment. A form that returns three real numbers and five guesses produces something that looks like data. Write a sentence.</w:t>
+      </w:r>
+    </w:p>
+    <w:tbl>
+      <w:tblPr>
+        <w:tblStyle w:val="TableGrid"/>
+        <w:tblW w:type="auto" w:w="0"/>
+        <w:tblLook w:firstColumn="1" w:firstRow="1" w:lastColumn="0" w:lastRow="0" w:noHBand="0" w:noVBand="1" w:val="04A0"/>
+      </w:tblPr>
+      <w:tblGrid>
+        <w:gridCol w:w="3289"/>
+        <w:gridCol w:w="3289"/>
+        <w:gridCol w:w="3289"/>
+      </w:tblGrid>
+      <w:tr>
+        <w:tc>
+          <w:tcPr>
+            <w:tcW w:type="dxa" w:w="1701"/>
+            <w:shd w:val="clear" w:color="auto" w:fill="EEF2F7"/>
+          </w:tcPr>
+          <w:p>
+            <w:pPr>
+              <w:spacing w:after="40"/>
+            </w:pPr>
+            <w:r/>
+            <w:r>
+              <w:rPr>
+                <w:b/>
+                <w:i w:val="0"/>
+                <w:color w:val="5A6672"/>
+                <w:sz w:val="17"/>
+              </w:rPr>
+              <w:t>Outcome</w:t>
+            </w:r>
+          </w:p>
+        </w:tc>
+        <w:tc>
+          <w:tcPr>
+            <w:tcW w:type="dxa" w:w="3061"/>
+            <w:shd w:val="clear" w:color="auto" w:fill="EEF2F7"/>
+          </w:tcPr>
+          <w:p>
+            <w:pPr>
+              <w:spacing w:after="40"/>
+            </w:pPr>
+            <w:r/>
+            <w:r>
+              <w:rPr>
+                <w:b/>
+                <w:i w:val="0"/>
+                <w:color w:val="5A6672"/>
+                <w:sz w:val="17"/>
+              </w:rPr>
+              <w:t>The question</w:t>
+            </w:r>
+          </w:p>
+        </w:tc>
+        <w:tc>
+          <w:tcPr>
+            <w:tcW w:type="dxa" w:w="5102"/>
+            <w:shd w:val="clear" w:color="auto" w:fill="EEF2F7"/>
+          </w:tcPr>
+          <w:p>
+            <w:pPr>
+              <w:spacing w:after="40"/>
+            </w:pPr>
+            <w:r/>
+            <w:r>
+              <w:rPr>
+                <w:b/>
+                <w:i w:val="0"/>
+                <w:color w:val="5A6672"/>
+                <w:sz w:val="17"/>
+              </w:rPr>
+              <w:t>What you observed</w:t>
+            </w:r>
+          </w:p>
+        </w:tc>
+      </w:tr>
+      <w:tr>
+        <w:tc>
+          <w:tcPr>
+            <w:tcW w:type="dxa" w:w="1701"/>
+          </w:tcPr>
+          <w:p>
+            <w:pPr>
+              <w:spacing w:after="40"/>
+            </w:pPr>
+            <w:r/>
+            <w:r>
+              <w:rPr>
+                <w:b w:val="0"/>
+                <w:i w:val="0"/>
+                <w:sz w:val="18"/>
+              </w:rPr>
+              <w:t>Acceptability</w:t>
+            </w:r>
+          </w:p>
+        </w:tc>
+        <w:tc>
+          <w:tcPr>
+            <w:tcW w:type="dxa" w:w="3061"/>
+          </w:tcPr>
+          <w:p>
+            <w:pPr>
+              <w:spacing w:after="40"/>
+            </w:pPr>
+            <w:r/>
+            <w:r>
+              <w:rPr>
+                <w:b w:val="0"/>
+                <w:i w:val="0"/>
+                <w:sz w:val="18"/>
+              </w:rPr>
+              <w:t>Do staff find it agreeable?</w:t>
+            </w:r>
+          </w:p>
+        </w:tc>
+        <w:tc>
+          <w:tcPr>
+            <w:tcW w:type="dxa" w:w="5102"/>
+          </w:tcPr>
+          <w:p>
+            <w:pPr>
+              <w:spacing w:after="40"/>
+            </w:pPr>
+            <w:r/>
+            <w:r>
+              <w:rPr>
+                <w:b w:val="0"/>
+                <w:i w:val="0"/>
+                <w:sz w:val="18"/>
+              </w:rPr>
+            </w:r>
+          </w:p>
+        </w:tc>
+      </w:tr>
+      <w:tr>
+        <w:tc>
+          <w:tcPr>
+            <w:tcW w:type="dxa" w:w="1701"/>
+          </w:tcPr>
+          <w:p>
+            <w:pPr>
+              <w:spacing w:after="40"/>
+            </w:pPr>
+            <w:r/>
+            <w:r>
+              <w:rPr>
+                <w:b w:val="0"/>
+                <w:i w:val="0"/>
+                <w:sz w:val="18"/>
+              </w:rPr>
+              <w:t>Appropriateness</w:t>
+            </w:r>
+          </w:p>
+        </w:tc>
+        <w:tc>
+          <w:tcPr>
+            <w:tcW w:type="dxa" w:w="3061"/>
+          </w:tcPr>
+          <w:p>
+            <w:pPr>
+              <w:spacing w:after="40"/>
+            </w:pPr>
+            <w:r/>
+            <w:r>
+              <w:rPr>
+                <w:b w:val="0"/>
+                <w:i w:val="0"/>
+                <w:sz w:val="18"/>
+              </w:rPr>
+              <w:t>Does it fit this setting?</w:t>
+            </w:r>
+          </w:p>
+        </w:tc>
+        <w:tc>
+          <w:tcPr>
+            <w:tcW w:type="dxa" w:w="5102"/>
+          </w:tcPr>
+          <w:p>
+            <w:pPr>
+              <w:spacing w:after="40"/>
+            </w:pPr>
+            <w:r/>
+            <w:r>
+              <w:rPr>
+                <w:b w:val="0"/>
+                <w:i w:val="0"/>
+                <w:sz w:val="18"/>
+              </w:rPr>
+            </w:r>
+          </w:p>
+        </w:tc>
+      </w:tr>
+      <w:tr>
+        <w:tc>
+          <w:tcPr>
+            <w:tcW w:type="dxa" w:w="1701"/>
+          </w:tcPr>
+          <w:p>
+            <w:pPr>
+              <w:spacing w:after="40"/>
+            </w:pPr>
+            <w:r/>
+            <w:r>
+              <w:rPr>
+                <w:b w:val="0"/>
+                <w:i w:val="0"/>
+                <w:sz w:val="18"/>
+              </w:rPr>
+              <w:t>Feasibility</w:t>
+            </w:r>
+          </w:p>
+        </w:tc>
+        <w:tc>
+          <w:tcPr>
+            <w:tcW w:type="dxa" w:w="3061"/>
+          </w:tcPr>
+          <w:p>
+            <w:pPr>
+              <w:spacing w:after="40"/>
+            </w:pPr>
+            <w:r/>
+            <w:r>
+              <w:rPr>
+                <w:b w:val="0"/>
+                <w:i w:val="0"/>
+                <w:sz w:val="18"/>
+              </w:rPr>
+              <w:t>Can it be done here, with these people?</w:t>
+            </w:r>
+          </w:p>
+        </w:tc>
+        <w:tc>
+          <w:tcPr>
+            <w:tcW w:type="dxa" w:w="5102"/>
+          </w:tcPr>
+          <w:p>
+            <w:pPr>
+              <w:spacing w:after="40"/>
+            </w:pPr>
+            <w:r/>
+            <w:r>
+              <w:rPr>
+                <w:b w:val="0"/>
+                <w:i w:val="0"/>
+                <w:sz w:val="18"/>
+              </w:rPr>
+            </w:r>
+          </w:p>
+        </w:tc>
+      </w:tr>
+      <w:tr>
+        <w:tc>
+          <w:tcPr>
+            <w:tcW w:type="dxa" w:w="1701"/>
+          </w:tcPr>
+          <w:p>
+            <w:pPr>
+              <w:spacing w:after="40"/>
+            </w:pPr>
+            <w:r/>
+            <w:r>
+              <w:rPr>
+                <w:b w:val="0"/>
+                <w:i w:val="0"/>
+                <w:sz w:val="18"/>
+              </w:rPr>
+              <w:t>Implementation cost</w:t>
+            </w:r>
+          </w:p>
+        </w:tc>
+        <w:tc>
+          <w:tcPr>
+            <w:tcW w:type="dxa" w:w="3061"/>
+          </w:tcPr>
+          <w:p>
+            <w:pPr>
+              <w:spacing w:after="40"/>
+            </w:pPr>
+            <w:r/>
+            <w:r>
+              <w:rPr>
+                <w:b w:val="0"/>
+                <w:i w:val="0"/>
+                <w:sz w:val="18"/>
+              </w:rPr>
+              <w:t>Hardware, travel, staff time, recurrent</w:t>
+            </w:r>
+          </w:p>
+        </w:tc>
+        <w:tc>
+          <w:tcPr>
+            <w:tcW w:type="dxa" w:w="5102"/>
+          </w:tcPr>
+          <w:p>
+            <w:pPr>
+              <w:spacing w:after="40"/>
+            </w:pPr>
+            <w:r/>
+            <w:r>
+              <w:rPr>
+                <w:b w:val="0"/>
+                <w:i w:val="0"/>
+                <w:sz w:val="18"/>
+              </w:rPr>
+            </w:r>
+          </w:p>
+        </w:tc>
+      </w:tr>
+    </w:tbl>
+    <w:p>
+      <w:pPr>
+        <w:spacing w:after="40"/>
+      </w:pPr>
+    </w:p>
+    <w:p>
+      <w:pPr>
+        <w:spacing w:before="160" w:after="60"/>
+      </w:pPr>
+      <w:r>
+        <w:rPr>
+          <w:b/>
+          <w:color w:val="0B3583"/>
+          <w:sz w:val="23"/>
+        </w:rPr>
+        <w:t>4. Six- and twelve-month check</w:t>
+      </w:r>
+    </w:p>
+    <w:p>
+      <w:pPr>
+        <w:spacing w:after="80"/>
+      </w:pPr>
+      <w:r>
+        <w:rPr>
+          <w:i/>
+          <w:color w:val="5A6672"/>
+          <w:sz w:val="17"/>
+        </w:rPr>
+        <w:t>Sustainability is not measurable at departure — it is measurable in a year. Name the person and the dates here, and again in L-1 section 4. They will be filling in S-1.</w:t>
+      </w:r>
+    </w:p>
+    <w:tbl>
+      <w:tblPr>
+        <w:tblStyle w:val="TableGrid"/>
+        <w:tblW w:type="auto" w:w="0"/>
+        <w:tblLook w:firstColumn="1" w:firstRow="1" w:lastColumn="0" w:lastRow="0" w:noHBand="0" w:noVBand="1" w:val="04A0"/>
+      </w:tblPr>
+      <w:tblGrid>
+        <w:gridCol w:w="2466"/>
+        <w:gridCol w:w="2466"/>
+        <w:gridCol w:w="2466"/>
+        <w:gridCol w:w="2466"/>
+      </w:tblGrid>
+      <w:tr>
+        <w:tc>
+          <w:tcPr>
+            <w:tcW w:type="dxa" w:w="2268"/>
+            <w:shd w:val="clear" w:color="auto" w:fill="EEF2F7"/>
+          </w:tcPr>
+          <w:p>
+            <w:pPr>
+              <w:spacing w:after="40"/>
+            </w:pPr>
+            <w:r/>
+            <w:r>
+              <w:rPr>
+                <w:b/>
+                <w:i w:val="0"/>
+                <w:color w:val="5A6672"/>
+                <w:sz w:val="17"/>
+              </w:rPr>
+              <w:t>Who checks</w:t>
+            </w:r>
+          </w:p>
+        </w:tc>
+        <w:tc>
+          <w:tcPr>
+            <w:tcW w:type="dxa" w:w="1701"/>
+            <w:shd w:val="clear" w:color="auto" w:fill="EEF2F7"/>
+          </w:tcPr>
+          <w:p>
+            <w:pPr>
+              <w:spacing w:after="40"/>
+            </w:pPr>
+            <w:r/>
+            <w:r>
+              <w:rPr>
+                <w:b/>
+                <w:i w:val="0"/>
+                <w:color w:val="5A6672"/>
+                <w:sz w:val="17"/>
+              </w:rPr>
+              <w:t>6-month date</w:t>
+            </w:r>
+          </w:p>
+        </w:tc>
+        <w:tc>
+          <w:tcPr>
+            <w:tcW w:type="dxa" w:w="1701"/>
+            <w:shd w:val="clear" w:color="auto" w:fill="EEF2F7"/>
+          </w:tcPr>
+          <w:p>
+            <w:pPr>
+              <w:spacing w:after="40"/>
+            </w:pPr>
+            <w:r/>
+            <w:r>
+              <w:rPr>
+                <w:b/>
+                <w:i w:val="0"/>
+                <w:color w:val="5A6672"/>
+                <w:sz w:val="17"/>
+              </w:rPr>
+              <w:t>12-month date</w:t>
+            </w:r>
+          </w:p>
+        </w:tc>
+        <w:tc>
+          <w:tcPr>
+            <w:tcW w:type="dxa" w:w="4195"/>
+            <w:shd w:val="clear" w:color="auto" w:fill="EEF2F7"/>
+          </w:tcPr>
+          <w:p>
+            <w:pPr>
+              <w:spacing w:after="40"/>
+            </w:pPr>
+            <w:r/>
+            <w:r>
+              <w:rPr>
+                <w:b/>
+                <w:i w:val="0"/>
+                <w:color w:val="5A6672"/>
+                <w:sz w:val="17"/>
+              </w:rPr>
+              <w:t>Contact route that will still work then</w:t>
+            </w:r>
+          </w:p>
+        </w:tc>
+      </w:tr>
+      <w:tr>
+        <w:tc>
+          <w:tcPr>
+            <w:tcW w:type="dxa" w:w="2268"/>
+          </w:tcPr>
+          <w:p>
+            <w:pPr>
+              <w:spacing w:after="40"/>
+            </w:pPr>
+            <w:r/>
+            <w:r>
+              <w:rPr>
+                <w:b w:val="0"/>
+                <w:i w:val="0"/>
+                <w:sz w:val="18"/>
+              </w:rPr>
+            </w:r>
+          </w:p>
+        </w:tc>
+        <w:tc>
+          <w:tcPr>
+            <w:tcW w:type="dxa" w:w="1701"/>
+          </w:tcPr>
+          <w:p>
+            <w:pPr>
+              <w:spacing w:after="40"/>
+            </w:pPr>
+            <w:r/>
+            <w:r>
+              <w:rPr>
+                <w:b w:val="0"/>
+                <w:i w:val="0"/>
+                <w:sz w:val="18"/>
+              </w:rPr>
+            </w:r>
+          </w:p>
+        </w:tc>
+        <w:tc>
+          <w:tcPr>
+            <w:tcW w:type="dxa" w:w="1701"/>
+          </w:tcPr>
+          <w:p>
+            <w:pPr>
+              <w:spacing w:after="40"/>
+            </w:pPr>
+            <w:r/>
+            <w:r>
+              <w:rPr>
+                <w:b w:val="0"/>
+                <w:i w:val="0"/>
+                <w:sz w:val="18"/>
+              </w:rPr>
+            </w:r>
+          </w:p>
+        </w:tc>
+        <w:tc>
+          <w:tcPr>
+            <w:tcW w:type="dxa" w:w="4195"/>
+          </w:tcPr>
+          <w:p>
+            <w:pPr>
+              <w:spacing w:after="40"/>
+            </w:pPr>
+            <w:r/>
+            <w:r>
+              <w:rPr>
+                <w:b w:val="0"/>
+                <w:i w:val="0"/>
+                <w:sz w:val="18"/>
+              </w:rPr>
+            </w:r>
+          </w:p>
+        </w:tc>
+      </w:tr>
+    </w:tbl>
+    <w:p>
+      <w:pPr>
+        <w:spacing w:after="40"/>
+      </w:pPr>
+    </w:p>
+    <w:p>
+      <w:pPr>
+        <w:spacing w:before="160" w:after="60"/>
+      </w:pPr>
+      <w:r>
+        <w:rPr>
+          <w:b/>
+          <w:color w:val="0B3583"/>
+          <w:sz w:val="23"/>
+        </w:rPr>
+        <w:t>5. What was not done</w:t>
+      </w:r>
     </w:p>
     <w:p>
       <w:pPr>
@@ -1504,7 +1864,7 @@
         <w:color w:val="5A6672"/>
         <w:sz w:val="16"/>
       </w:rPr>
-      <w:t>Handbook v0.3  ·  D-4  ·  Record the handbook version in your closure report</w:t>
+      <w:t>Handbook v0.4  ·  D-4  ·  Record the handbook version in your closure report</w:t>
     </w:r>
   </w:p>
 </w:ftr>
